--- a/History/chapters/16 - Before Columbus - Cities, Corn, and Knotted String.docx
+++ b/History/chapters/16 - Before Columbus - Cities, Corn, and Knotted String.docx
@@ -58,7 +58,7 @@
         <w:spacing w:after="200"/>
       </w:pPr>
       <w:r>
-        <w:t xml:space="preserve">In the Andes, the Inca Empire, at its height in the 15th century, ruled some ten million people across the length of the mountain chain, linked by roads and rope bridges running some 25,000 miles by one common estimate, without the wheel, without draft animals beyond the llama, and without any writing that anyone has been able to read. It kept its records on the quipu, a system of knotted, colored strings in which the type and position of each knot recorded numbers, and, some scholars now argue, possibly more.</w:t>
+        <w:t xml:space="preserve">In the Andes, the Inca Empire, at its height in the 15th century, ruled some ten million people across the length of the mountain chain, linked by roads and rope bridges running somewhere from 14,000 to 25,000 miles depending on what counts as part of the network, without the wheel, without draft animals beyond the llama, and without any writing that anyone has been able to read. It kept its records on the quipu, a system of knotted, colored strings in which the type and position of each knot recorded numbers, and, some scholars now argue, possibly more.</w:t>
       </w:r>
     </w:p>
     <w:p>
